--- a/en/discovery-articles/2.3 The Microscope.docx
+++ b/en/discovery-articles/2.3 The Microscope.docx
@@ -43,7 +43,7 @@
           <w:i/>
           <w:sz w:val="22"/>
         </w:rPr>
-        <w:t>Period: c. 1590 (earliest compound microscope); 1670s (Antoni van Leeuwenhoek's improvements) | Key figure(s): Zacharias Janssen (compound microscope, c. 1590); Antoni van Leeuwenhoek (high-power single-lens)</w:t>
+        <w:t>Period: c. 1590 (earliest compound microscope); 1670s (Antonie van Leeuwenhoek's improvements) | Key figure(s): Dutch spectacle-makers (early compound microscopes, c. 1600); Antonie van Leeuwenhoek (high-power single-lens)</w:t>
       </w:r>
     </w:p>
     <w:p>

--- a/en/discovery-articles/2.3 The Microscope.docx
+++ b/en/discovery-articles/2.3 The Microscope.docx
@@ -346,7 +346,7 @@
           <w:color w:val="004E8C"/>
           <w:sz w:val="24"/>
         </w:rPr>
-        <w:t>C. Institutional and encyclopedic sources</w:t>
+        <w:t>Institutional and encyclopedic sources</w:t>
       </w:r>
     </w:p>
     <w:p>
@@ -394,7 +394,7 @@
           <w:color w:val="004E8C"/>
           <w:sz w:val="24"/>
         </w:rPr>
-        <w:t>D. Museum, archive, and library resources</w:t>
+        <w:t>Museum, archive, and library resources</w:t>
       </w:r>
     </w:p>
     <w:p>
@@ -442,7 +442,7 @@
           <w:color w:val="004E8C"/>
           <w:sz w:val="24"/>
         </w:rPr>
-        <w:t>F. Online lectures and educational series</w:t>
+        <w:t>Online lectures and educational series</w:t>
       </w:r>
     </w:p>
     <w:p>
@@ -490,7 +490,7 @@
           <w:color w:val="004E8C"/>
           <w:sz w:val="24"/>
         </w:rPr>
-        <w:t>H. Professional societies and standards bodies</w:t>
+        <w:t>Professional societies and standards bodies</w:t>
       </w:r>
     </w:p>
     <w:p>
